--- a/literature-review/Proposal_Manufacturing_Sincerity.docx
+++ b/literature-review/Proposal_Manufacturing_Sincerity.docx
@@ -94,7 +94,7 @@
     </w:p>
     <w:p>
       <w:pPr>
-        <w:spacing w:after="0" w:before="180" w:line="360"/>
+        <w:spacing w:after="0" w:before="120" w:line="360"/>
       </w:pPr>
       <w:r>
         <w:rPr>
@@ -148,7 +148,7 @@
           <w:sz w:val="24"/>
           <w:szCs w:val="24"/>
         </w:rPr>
-        <w:t xml:space="preserve">That tension becomes concrete where internal and external communication meet. An organisation presenting itself externally as honest, human or genuinely committed must have that presentation produced somewhere, and it is produced inside: by employees asked to live the brand and act as its ambassadors (Davis, 2013). The external claim is therefore not only a message about the organisation but a demand upon it. This is the review’s starting point. And as public agencies, universities and political actors adopt promotional logics, claims to authenticity become claims to credibility in public life.</w:t>
+        <w:t xml:space="preserve">That tension becomes concrete where internal and external communication meet. An organisation presenting itself externally as honest, human or genuinely committed must have that presentation produced somewhere, and it is produced inside, by employees asked to live the brand (Davis, 2013). The external claim is therefore not only a message about the organisation but a demand upon it. This is the review’s starting point. And as public agencies, universities and political actors adopt promotional logics, claims to authenticity become claims to credibility in public life.</w:t>
       </w:r>
     </w:p>
     <w:p>
@@ -163,12 +163,27 @@
           <w:sz w:val="24"/>
           <w:szCs w:val="24"/>
         </w:rPr>
-        <w:t xml:space="preserve">Research has approached this ground from several directions without joining them up. Lehman, O’Connor, Kovács and Newman (2019) review the concept in management studies, but communication is not their object. Molleda (2010) reviews it in public relations in order to propose an index of perceived authenticity, treating it as a property to be measured rather than a relation that can be contested. Li et al. (2024) map twenty-one years of brand authenticity research, but their corpus is consumer-facing and excludes critical organisational scholarship. That scholarship is pointed: Fleming and Sturdy (2009) read managerial invitations to “just be yourself” as a form of neo-normative control, and Müller (2017) shows how internal branding enlists external audiences to discipline employees. No existing review reads the managerial and critical strands against each other within strategic communication, and none takes the movement of authenticity claims between internal and external communication as its organising concern. That is the gap addressed here.</w:t>
-      </w:r>
-    </w:p>
-    <w:p>
-      <w:pPr>
-        <w:spacing w:after="0" w:before="180" w:line="360"/>
+        <w:t xml:space="preserve">Research has approached this ground from several directions without joining them up. Lehman, O’Connor, Kovács and Newman (2019) review the concept in management studies, but communication is not their object. Molleda (2010) reviews it in public relations to propose an index of perceived authenticity, treating it as a property to be measured rather than a relation that can be contested. Li et al. (2024) map twenty-one years of brand authenticity research, but the studies they review concern consumers rather than organisations, and critical work on what authenticity does inside the organisation falls outside their scope.</w:t>
+      </w:r>
+    </w:p>
+    <w:p>
+      <w:pPr>
+        <w:spacing w:after="0" w:line="360"/>
+        <w:ind w:firstLine="566"/>
+        <w:jc w:val="both"/>
+      </w:pPr>
+      <w:r>
+        <w:rPr>
+          <w:rFonts w:ascii="Times New Roman" w:cs="Times New Roman" w:eastAsia="Times New Roman" w:hAnsi="Times New Roman"/>
+          <w:sz w:val="24"/>
+          <w:szCs w:val="24"/>
+        </w:rPr>
+        <w:t xml:space="preserve">That work is uncomfortable reading. Fleming and Sturdy (2009), studying a call centre where staff were encouraged to “just be yourself”, found that inviting employees to bring their real selves to work turned those selves into a resource for the employer. Müller (2017) found that internal branding is watched not only by managers but by customers and the public, so that the external audience becomes a further means of holding employees to the brand. No existing review puts these two bodies of work side by side: the research that treats authenticity as something an organisation can achieve and demonstrate, and the research that treats it as something demanded of employees. Nor does any of them follow an authenticity claim as it moves between the inside of the organisation and the outside. That is the gap this review addresses.</w:t>
+      </w:r>
+    </w:p>
+    <w:p>
+      <w:pPr>
+        <w:spacing w:after="0" w:before="120" w:line="360"/>
       </w:pPr>
       <w:r>
         <w:rPr>
@@ -225,12 +240,12 @@
           <w:sz w:val="24"/>
           <w:szCs w:val="24"/>
         </w:rPr>
-        <w:t xml:space="preserve"> Two further questions guide the synthesis. Where does the literature locate authenticity: in the organisation, in the judgements of audiences, in the act of communication, or in organisational control? And how does each position account for contradiction between what is communicated inside and claimed outside? The framing is one of mapping rather than adjudication, so that the paradox emerges as a finding rather than a premise.</w:t>
-      </w:r>
-    </w:p>
-    <w:p>
-      <w:pPr>
-        <w:spacing w:after="0" w:before="180" w:line="360"/>
+        <w:t xml:space="preserve"> Two further questions guide the synthesis. Where does the literature locate authenticity: in the organisation, in the judgements of audiences, in the act of communication, or in organisational control? And how does each position account for contradiction between what is communicated inside and claimed outside? The review maps the debate rather than settling it, so that the paradox emerges as a finding rather than a premise.</w:t>
+      </w:r>
+    </w:p>
+    <w:p>
+      <w:pPr>
+        <w:spacing w:after="0" w:before="120" w:line="360"/>
       </w:pPr>
       <w:r>
         <w:rPr>
@@ -269,7 +284,7 @@
           <w:sz w:val="24"/>
           <w:szCs w:val="24"/>
         </w:rPr>
-        <w:t xml:space="preserve">Given the ten-page limit, the review addresses organisational-level authenticity in strategic communication, public relations, corporate and internal communication, and branding, from approximately 2005 onwards. Studies whose object is employee attitude or retention rather than communication itself are excluded, as is the authenticity of products, places and heritage. Authentic leadership is represented through its critique rather than surveyed in full.</w:t>
+        <w:t xml:space="preserve">Given the ten-page limit, the review addresses organisational-level authenticity in strategic communication, public relations, corporate and internal communication, and branding, from 2005 onwards. Studies whose object is employee attitude or retention rather than communication itself are excluded, as is the authenticity of products, places and heritage. Authentic leadership is represented through its critique rather than surveyed in full.</w:t>
       </w:r>
     </w:p>
     <w:p>
@@ -284,12 +299,12 @@
           <w:sz w:val="24"/>
           <w:szCs w:val="24"/>
         </w:rPr>
-        <w:t xml:space="preserve">The paper proceeds in four parts: this introduction; a method section reporting databases, search terms and inclusion criteria; a results section following the organising principle above; and a conclusion comparing the findings with the earlier reviews and identifying openings for further research.</w:t>
-      </w:r>
-    </w:p>
-    <w:p>
-      <w:pPr>
-        <w:spacing w:after="0" w:before="180" w:line="360"/>
+        <w:t xml:space="preserve">The paper proceeds in four parts: this introduction; a method section reporting databases, search terms and inclusion criteria; a results section following the organising principle; and a conclusion comparing the findings with the earlier reviews and identifying openings for research.</w:t>
+      </w:r>
+    </w:p>
+    <w:p>
+      <w:pPr>
+        <w:spacing w:after="0" w:before="120" w:line="360"/>
       </w:pPr>
       <w:r>
         <w:rPr>
@@ -313,7 +328,7 @@
           <w:sz w:val="24"/>
           <w:szCs w:val="24"/>
         </w:rPr>
-        <w:t xml:space="preserve">Fleming, P., &amp; Sturdy, A. (2009). “Just be yourself!”: Towards neo-normative control in organisations? </w:t>
+        <w:t xml:space="preserve">Lehman, D. W., O’Connor, K., Kovács, B., &amp; Newman, G. E. (2019). Authenticity. </w:t>
       </w:r>
       <w:r>
         <w:rPr>
@@ -323,15 +338,15 @@
           <w:sz w:val="24"/>
           <w:szCs w:val="24"/>
         </w:rPr>
-        <w:t xml:space="preserve">Employee Relations, 31</w:t>
-      </w:r>
-      <w:r>
-        <w:rPr>
-          <w:rFonts w:ascii="Times New Roman" w:cs="Times New Roman" w:eastAsia="Times New Roman" w:hAnsi="Times New Roman"/>
-          <w:sz w:val="24"/>
-          <w:szCs w:val="24"/>
-        </w:rPr>
-        <w:t xml:space="preserve">(6), 569–583.</w:t>
+        <w:t xml:space="preserve">Academy of Management Annals, 13</w:t>
+      </w:r>
+      <w:r>
+        <w:rPr>
+          <w:rFonts w:ascii="Times New Roman" w:cs="Times New Roman" w:eastAsia="Times New Roman" w:hAnsi="Times New Roman"/>
+          <w:sz w:val="24"/>
+          <w:szCs w:val="24"/>
+        </w:rPr>
+        <w:t xml:space="preserve">(1), 1–42.</w:t>
       </w:r>
     </w:p>
     <w:p>
@@ -345,7 +360,7 @@
           <w:sz w:val="24"/>
           <w:szCs w:val="24"/>
         </w:rPr>
-        <w:t xml:space="preserve">Lehman, D. W., O’Connor, K., Kovács, B., &amp; Newman, G. E. (2019). Authenticity. </w:t>
+        <w:t xml:space="preserve">Li, X., Lim, M.-F., Ramlee, A. N. A., &amp; Chekima, B. (2024). Brand authenticity: A 21-year bibliometric review and future outlook. </w:t>
       </w:r>
       <w:r>
         <w:rPr>
@@ -355,15 +370,15 @@
           <w:sz w:val="24"/>
           <w:szCs w:val="24"/>
         </w:rPr>
-        <w:t xml:space="preserve">Academy of Management Annals, 13</w:t>
-      </w:r>
-      <w:r>
-        <w:rPr>
-          <w:rFonts w:ascii="Times New Roman" w:cs="Times New Roman" w:eastAsia="Times New Roman" w:hAnsi="Times New Roman"/>
-          <w:sz w:val="24"/>
-          <w:szCs w:val="24"/>
-        </w:rPr>
-        <w:t xml:space="preserve">(1), 1–42.</w:t>
+        <w:t xml:space="preserve">SAGE Open</w:t>
+      </w:r>
+      <w:r>
+        <w:rPr>
+          <w:rFonts w:ascii="Times New Roman" w:cs="Times New Roman" w:eastAsia="Times New Roman" w:hAnsi="Times New Roman"/>
+          <w:sz w:val="24"/>
+          <w:szCs w:val="24"/>
+        </w:rPr>
+        <w:t xml:space="preserve">.</w:t>
       </w:r>
     </w:p>
     <w:p>
@@ -377,7 +392,7 @@
           <w:sz w:val="24"/>
           <w:szCs w:val="24"/>
         </w:rPr>
-        <w:t xml:space="preserve">Li, X., Lim, M.-F., Ramlee, A. N. A., &amp; Chekima, B. (2024). Brand authenticity: A 21-year bibliometric review and future outlook. </w:t>
+        <w:t xml:space="preserve">Molleda, J.-C. (2010). Authenticity and the construct’s dimensions in public relations and communication research. </w:t>
       </w:r>
       <w:r>
         <w:rPr>
@@ -387,38 +402,6 @@
           <w:sz w:val="24"/>
           <w:szCs w:val="24"/>
         </w:rPr>
-        <w:t xml:space="preserve">SAGE Open</w:t>
-      </w:r>
-      <w:r>
-        <w:rPr>
-          <w:rFonts w:ascii="Times New Roman" w:cs="Times New Roman" w:eastAsia="Times New Roman" w:hAnsi="Times New Roman"/>
-          <w:sz w:val="24"/>
-          <w:szCs w:val="24"/>
-        </w:rPr>
-        <w:t xml:space="preserve">.</w:t>
-      </w:r>
-    </w:p>
-    <w:p>
-      <w:pPr>
-        <w:spacing w:after="0" w:line="360"/>
-        <w:ind w:left="720" w:hanging="720"/>
-      </w:pPr>
-      <w:r>
-        <w:rPr>
-          <w:rFonts w:ascii="Times New Roman" w:cs="Times New Roman" w:eastAsia="Times New Roman" w:hAnsi="Times New Roman"/>
-          <w:sz w:val="24"/>
-          <w:szCs w:val="24"/>
-        </w:rPr>
-        <w:t xml:space="preserve">Molleda, J.-C. (2010). Authenticity and the construct’s dimensions in public relations and communication research. </w:t>
-      </w:r>
-      <w:r>
-        <w:rPr>
-          <w:rFonts w:ascii="Times New Roman" w:cs="Times New Roman" w:eastAsia="Times New Roman" w:hAnsi="Times New Roman"/>
-          <w:i/>
-          <w:iCs/>
-          <w:sz w:val="24"/>
-          <w:szCs w:val="24"/>
-        </w:rPr>
         <w:t xml:space="preserve">Journal of Communication Management, 14</w:t>
       </w:r>
       <w:r>
@@ -428,38 +411,6 @@
           <w:szCs w:val="24"/>
         </w:rPr>
         <w:t xml:space="preserve">(3), 223–236.</w:t>
-      </w:r>
-    </w:p>
-    <w:p>
-      <w:pPr>
-        <w:spacing w:after="0" w:line="360"/>
-        <w:ind w:left="720" w:hanging="720"/>
-      </w:pPr>
-      <w:r>
-        <w:rPr>
-          <w:rFonts w:ascii="Times New Roman" w:cs="Times New Roman" w:eastAsia="Times New Roman" w:hAnsi="Times New Roman"/>
-          <w:sz w:val="24"/>
-          <w:szCs w:val="24"/>
-        </w:rPr>
-        <w:t xml:space="preserve">Müller, M. (2017). “Brand-centred control”: A study of internal branding and normative control. </w:t>
-      </w:r>
-      <w:r>
-        <w:rPr>
-          <w:rFonts w:ascii="Times New Roman" w:cs="Times New Roman" w:eastAsia="Times New Roman" w:hAnsi="Times New Roman"/>
-          <w:i/>
-          <w:iCs/>
-          <w:sz w:val="24"/>
-          <w:szCs w:val="24"/>
-        </w:rPr>
-        <w:t xml:space="preserve">Organization Studies, 38</w:t>
-      </w:r>
-      <w:r>
-        <w:rPr>
-          <w:rFonts w:ascii="Times New Roman" w:cs="Times New Roman" w:eastAsia="Times New Roman" w:hAnsi="Times New Roman"/>
-          <w:sz w:val="24"/>
-          <w:szCs w:val="24"/>
-        </w:rPr>
-        <w:t xml:space="preserve">(7).</w:t>
       </w:r>
     </w:p>
     <w:sectPr>

--- a/literature-review/Proposal_Manufacturing_Sincerity.docx
+++ b/literature-review/Proposal_Manufacturing_Sincerity.docx
@@ -178,7 +178,7 @@
           <w:sz w:val="24"/>
           <w:szCs w:val="24"/>
         </w:rPr>
-        <w:t xml:space="preserve">That work is uncomfortable reading. Fleming and Sturdy (2009), studying a call centre where staff were encouraged to “just be yourself”, found that inviting employees to bring their real selves to work turned those selves into a resource for the employer. Müller (2017) found that internal branding is watched not only by managers but by customers and the public, so that the external audience becomes a further means of holding employees to the brand. No existing review puts these two bodies of work side by side: the research that treats authenticity as something an organisation can achieve and demonstrate, and the research that treats it as something demanded of employees. Nor does any of them follow an authenticity claim as it moves between the inside of the organisation and the outside. That is the gap this review addresses.</w:t>
+        <w:t xml:space="preserve">That work is uncomfortable reading. Fleming and Sturdy (2009), studying a call centre where staff were encouraged to “just be yourself”, found that inviting employees to bring their real selves to work turned those selves into a resource for the employer. Müller (2017) found that internal branding is watched not only by managers but by customers and the public, so that the external audience becomes a further means of holding employees to the brand. No existing review, however, follows an authenticity claim from the inside of an organisation to the outside, asking what has to happen internally for a claim made externally to hold. That is the gap this review addresses.</w:t>
       </w:r>
     </w:p>
     <w:p>

--- a/literature-review/Proposal_Manufacturing_Sincerity.docx
+++ b/literature-review/Proposal_Manufacturing_Sincerity.docx
@@ -118,7 +118,7 @@
           <w:sz w:val="24"/>
           <w:szCs w:val="24"/>
         </w:rPr>
-        <w:t xml:space="preserve">Authenticity has become one of the qualities organisations most want to be credited with. Companies describe their brands as honest and real, public agencies promise transparency, and leaders are urged to bring their whole selves to work, on the assumption that audiences reward it with trust.</w:t>
+        <w:t xml:space="preserve">Authenticity has become one of the qualities organisations most want to be credited with. Companies describe their brands as honest, public agencies promise transparency, and leaders are urged to bring their whole selves to work, on the assumption that audiences reward it with trust.</w:t>
       </w:r>
     </w:p>
     <w:p>
@@ -133,7 +133,7 @@
           <w:sz w:val="24"/>
           <w:szCs w:val="24"/>
         </w:rPr>
-        <w:t xml:space="preserve">Authenticity nevertheless sits awkwardly with the field that pursues it. Strategic communication is the purposeful use of communication by an organisation to achieve its mission (Hallahan et al., 2007); intent is what makes it strategic. Authenticity implies the absence of exactly that. An organisation that plans a campaign in order to be seen as authentic has arguably already forfeited what it pursues.</w:t>
+        <w:t xml:space="preserve">Authenticity nevertheless sits awkwardly with the field that pursues it. Strategic communication is the purposeful use of communication by an organisation to achieve its mission (Hallahan et al., 2007); intent is what makes it strategic. Authenticity implies the absence of exactly that. An organisation that plans a campaign to be seen as authentic has arguably already forfeited what it pursues.</w:t>
       </w:r>
     </w:p>
     <w:p>
@@ -178,7 +178,7 @@
           <w:sz w:val="24"/>
           <w:szCs w:val="24"/>
         </w:rPr>
-        <w:t xml:space="preserve">That work is uncomfortable reading. Fleming and Sturdy (2009), studying a call centre where staff were encouraged to “just be yourself”, found that inviting employees to bring their real selves to work turned those selves into a resource for the employer. Müller (2017) found that internal branding is watched not only by managers but by customers and the public, so that the external audience becomes a further means of holding employees to the brand. No existing review, however, follows an authenticity claim from the inside of an organisation to the outside, asking what has to happen internally for a claim made externally to hold. That is the gap this review addresses.</w:t>
+        <w:t xml:space="preserve">That work is uncomfortable reading. Fleming and Sturdy (2009), studying a call centre where staff were encouraged to “just be yourself”, found that inviting employees to bring their real selves to work turned those selves into a resource for the employer. Müller (2017) found that internal branding is watched not only by managers but by customers and the public, so that the external audience becomes a further means of holding employees to the brand. Reviews spanning internal and external communication do exist (Christensen &amp; Cornelissen, 2011), but they treat that relationship as a problem of alignment to be managed, and none engages the critical research on what producing authenticity requires of employees. None takes authenticity itself as its object. That is the gap this review addresses: what has to happen inside an organisation for a claim made outside it to hold.</w:t>
       </w:r>
     </w:p>
     <w:p>
@@ -284,7 +284,7 @@
           <w:sz w:val="24"/>
           <w:szCs w:val="24"/>
         </w:rPr>
-        <w:t xml:space="preserve">Given the ten-page limit, the review addresses organisational-level authenticity in strategic communication, public relations, corporate and internal communication, and branding, from 2005 onwards. Studies whose object is employee attitude or retention rather than communication itself are excluded, as is the authenticity of products, places and heritage. Authentic leadership is represented through its critique rather than surveyed in full.</w:t>
+        <w:t xml:space="preserve">Given the ten-page limit, the review addresses organisational-level authenticity in strategic communication, public relations, corporate and internal communication, and branding, from 2005 onwards. Studies whose object is employee attitude or retention rather than communication are excluded, as is the authenticity of products, places and heritage. Authentic leadership is represented through its critique rather than surveyed in full.</w:t>
       </w:r>
     </w:p>
     <w:p>
@@ -299,7 +299,7 @@
           <w:sz w:val="24"/>
           <w:szCs w:val="24"/>
         </w:rPr>
-        <w:t xml:space="preserve">The paper proceeds in four parts: this introduction; a method section reporting databases, search terms and inclusion criteria; a results section following the organising principle; and a conclusion comparing the findings with the earlier reviews and identifying openings for research.</w:t>
+        <w:t xml:space="preserve">The paper proceeds in four parts: this introduction; a method section reporting databases, search terms and inclusion criteria; a results section following the organising principle; and a conclusion comparing the findings with earlier reviews and identifying openings for research.</w:t>
       </w:r>
     </w:p>
     <w:p>
@@ -328,7 +328,7 @@
           <w:sz w:val="24"/>
           <w:szCs w:val="24"/>
         </w:rPr>
-        <w:t xml:space="preserve">Lehman, D. W., O’Connor, K., Kovács, B., &amp; Newman, G. E. (2019). Authenticity. </w:t>
+        <w:t xml:space="preserve">Christensen, L. T., &amp; Cornelissen, J. (2011). Bridging corporate and organizational communication: Review, development and a look to the future. </w:t>
       </w:r>
       <w:r>
         <w:rPr>
@@ -338,15 +338,15 @@
           <w:sz w:val="24"/>
           <w:szCs w:val="24"/>
         </w:rPr>
-        <w:t xml:space="preserve">Academy of Management Annals, 13</w:t>
-      </w:r>
-      <w:r>
-        <w:rPr>
-          <w:rFonts w:ascii="Times New Roman" w:cs="Times New Roman" w:eastAsia="Times New Roman" w:hAnsi="Times New Roman"/>
-          <w:sz w:val="24"/>
-          <w:szCs w:val="24"/>
-        </w:rPr>
-        <w:t xml:space="preserve">(1), 1–42.</w:t>
+        <w:t xml:space="preserve">Management Communication Quarterly</w:t>
+      </w:r>
+      <w:r>
+        <w:rPr>
+          <w:rFonts w:ascii="Times New Roman" w:cs="Times New Roman" w:eastAsia="Times New Roman" w:hAnsi="Times New Roman"/>
+          <w:sz w:val="24"/>
+          <w:szCs w:val="24"/>
+        </w:rPr>
+        <w:t xml:space="preserve">.</w:t>
       </w:r>
     </w:p>
     <w:p>
@@ -360,7 +360,7 @@
           <w:sz w:val="24"/>
           <w:szCs w:val="24"/>
         </w:rPr>
-        <w:t xml:space="preserve">Li, X., Lim, M.-F., Ramlee, A. N. A., &amp; Chekima, B. (2024). Brand authenticity: A 21-year bibliometric review and future outlook. </w:t>
+        <w:t xml:space="preserve">Lehman, D. W., O’Connor, K., Kovács, B., &amp; Newman, G. E. (2019). Authenticity. </w:t>
       </w:r>
       <w:r>
         <w:rPr>
@@ -370,15 +370,15 @@
           <w:sz w:val="24"/>
           <w:szCs w:val="24"/>
         </w:rPr>
-        <w:t xml:space="preserve">SAGE Open</w:t>
-      </w:r>
-      <w:r>
-        <w:rPr>
-          <w:rFonts w:ascii="Times New Roman" w:cs="Times New Roman" w:eastAsia="Times New Roman" w:hAnsi="Times New Roman"/>
-          <w:sz w:val="24"/>
-          <w:szCs w:val="24"/>
-        </w:rPr>
-        <w:t xml:space="preserve">.</w:t>
+        <w:t xml:space="preserve">Academy of Management Annals, 13</w:t>
+      </w:r>
+      <w:r>
+        <w:rPr>
+          <w:rFonts w:ascii="Times New Roman" w:cs="Times New Roman" w:eastAsia="Times New Roman" w:hAnsi="Times New Roman"/>
+          <w:sz w:val="24"/>
+          <w:szCs w:val="24"/>
+        </w:rPr>
+        <w:t xml:space="preserve">(1), 1–42.</w:t>
       </w:r>
     </w:p>
     <w:p>

--- a/literature-review/Proposal_Manufacturing_Sincerity.docx
+++ b/literature-review/Proposal_Manufacturing_Sincerity.docx
@@ -178,7 +178,7 @@
           <w:sz w:val="24"/>
           <w:szCs w:val="24"/>
         </w:rPr>
-        <w:t xml:space="preserve">That work is uncomfortable reading. Fleming and Sturdy (2009), studying a call centre where staff were encouraged to “just be yourself”, found that inviting employees to bring their real selves to work turned those selves into a resource for the employer. Müller (2017) found that internal branding is watched not only by managers but by customers and the public, so that the external audience becomes a further means of holding employees to the brand. Reviews spanning internal and external communication do exist (Christensen &amp; Cornelissen, 2011), but they treat that relationship as a problem of alignment to be managed, and none engages the critical research on what producing authenticity requires of employees. None takes authenticity itself as its object. That is the gap this review addresses: what has to happen inside an organisation for a claim made outside it to hold.</w:t>
+        <w:t xml:space="preserve">That work is uncomfortable reading. Fleming and Sturdy (2009), studying a call centre where staff were encouraged to “just be yourself”, found that inviting employees to bring their real selves to work turned those selves into a resource for the employer. Müller (2017) found that internal branding is watched not only by managers but by customers and the public, so that the external audience becomes a further means of holding employees to the brand. Christensen and Cornelissen (2011) bridge corporate and organisational communication, criticising the ideal of an organisation that speaks with one voice and proposing polyphony as an alternative to control-based integration. Their object, however, is communication theory rather than authenticity, and the reviews that do take authenticity as their object ignore that critique. That is the gap this review addresses: what has to happen inside an organisation for a claim made outside it to hold.</w:t>
       </w:r>
     </w:p>
     <w:p>
@@ -269,7 +269,7 @@
           <w:sz w:val="24"/>
           <w:szCs w:val="24"/>
         </w:rPr>
-        <w:t xml:space="preserve">The results section is organised by where each strand locates authenticity: as a property of the organisation, consistent with its heritage and values; as a judgement attributed by audiences; as an effect produced in communication itself; and as an instrument of normative control. Each strand is then read for what it says about the internal–external relationship. The first two treat the paradox as a solvable problem of consistency; in the latter two it becomes constitutive, and the internal production of external claims appears as a problem rather than a technique.</w:t>
+        <w:t xml:space="preserve">The results section is organised by where each strand locates authenticity: as a property of the organisation; as a judgement attributed by audiences; as an effect produced in communication itself; and as an instrument of normative control. Each strand is then read for what it says about the internal–external relationship. The first two treat the paradox as a solvable problem of consistency; in the latter two it becomes constitutive, and the internal production of external claims appears as a problem rather than a technique.</w:t>
       </w:r>
     </w:p>
     <w:p>
@@ -284,7 +284,7 @@
           <w:sz w:val="24"/>
           <w:szCs w:val="24"/>
         </w:rPr>
-        <w:t xml:space="preserve">Given the ten-page limit, the review addresses organisational-level authenticity in strategic communication, public relations, corporate and internal communication, and branding, from 2005 onwards. Studies whose object is employee attitude or retention rather than communication are excluded, as is the authenticity of products, places and heritage. Authentic leadership is represented through its critique rather than surveyed in full.</w:t>
+        <w:t xml:space="preserve">Given the ten-page limit, the review addresses organisational-level authenticity in public relations, corporate and internal communication, and branding, from 2005 onwards. Studies whose object is employee attitude or retention rather than communication are excluded, as is the authenticity of products, places and heritage. Authentic leadership is represented through its critique rather than surveyed in full.</w:t>
       </w:r>
     </w:p>
     <w:p>
@@ -338,15 +338,15 @@
           <w:sz w:val="24"/>
           <w:szCs w:val="24"/>
         </w:rPr>
-        <w:t xml:space="preserve">Management Communication Quarterly</w:t>
-      </w:r>
-      <w:r>
-        <w:rPr>
-          <w:rFonts w:ascii="Times New Roman" w:cs="Times New Roman" w:eastAsia="Times New Roman" w:hAnsi="Times New Roman"/>
-          <w:sz w:val="24"/>
-          <w:szCs w:val="24"/>
-        </w:rPr>
-        <w:t xml:space="preserve">.</w:t>
+        <w:t xml:space="preserve">Management Communication Quarterly, 25</w:t>
+      </w:r>
+      <w:r>
+        <w:rPr>
+          <w:rFonts w:ascii="Times New Roman" w:cs="Times New Roman" w:eastAsia="Times New Roman" w:hAnsi="Times New Roman"/>
+          <w:sz w:val="24"/>
+          <w:szCs w:val="24"/>
+        </w:rPr>
+        <w:t xml:space="preserve">(3), 383–414.</w:t>
       </w:r>
     </w:p>
     <w:p>
